--- a/rapports/2026-06-06/EQ19/EQ19_enq3_v2/DR_malforme_1_31201E_11/24-54-93-32.docx
+++ b/rapports/2026-06-06/EQ19/EQ19_enq3_v2/DR_malforme_1_31201E_11/24-54-93-32.docx
@@ -297,7 +297,7 @@
           <w:color w:val="1F6FEB"/>
           <w:sz w:val="22"/>
         </w:rPr>
-        <w:t>⚠ INCOHÉRENCES À CORRIGER (153)</w:t>
+        <w:t>⚠ INCOHÉRENCES À CORRIGER (148)</w:t>
       </w:r>
     </w:p>
     <w:tbl>
@@ -814,7 +814,7 @@
                 <w:color w:val="16A34A"/>
                 <w:sz w:val="16"/>
               </w:rPr>
-              <w:t>—</w:t>
+              <w:t>s02q33, s01q00b</w:t>
             </w:r>
           </w:p>
         </w:tc>
@@ -845,7 +845,7 @@
                 <w:i w:val="0"/>
                 <w:sz w:val="17"/>
               </w:rPr>
-              <w:t>Incohérence!!! seulement les écoles privées paient les frais de scolarité (y compris les frais d'inscription).</w:t>
+              <w:t>Incoherent!!! La dernière fois que Aïssatou Djiba Coulibaly a  fréquenté l'école est 9999.</w:t>
             </w:r>
           </w:p>
         </w:tc>
@@ -1238,7 +1238,7 @@
                 <w:i w:val="0"/>
                 <w:sz w:val="16"/>
               </w:rPr>
-              <w:t>S02</w:t>
+              <w:t>S03</w:t>
               <w:br/>
             </w:r>
             <w:r>
@@ -1248,7 +1248,7 @@
                 <w:color w:val="64748B"/>
                 <w:sz w:val="14"/>
               </w:rPr>
-              <w:t>Éducation</w:t>
+              <w:t>Santé</w:t>
             </w:r>
           </w:p>
         </w:tc>
@@ -1264,7 +1264,7 @@
                 <w:color w:val="16A34A"/>
                 <w:sz w:val="16"/>
               </w:rPr>
-              <w:t>s02q33, s01q00b</w:t>
+              <w:t>—</w:t>
             </w:r>
           </w:p>
         </w:tc>
@@ -1295,7 +1295,7 @@
                 <w:i w:val="0"/>
                 <w:sz w:val="17"/>
               </w:rPr>
-              <w:t>Incoherent!!! La dernière fois que Aïssatou Djiba Coulibaly a  fréquenté l'école est 9999.</w:t>
+              <w:t>Incohérent !!! Aïssatou pétho Diallo s'est consulté la première fois pour cette maladie (Autre) chez un médecin spécialiste et vous dites que  Aïssatou pétho Diallo n'est pas concerné par le montant des frais de consultation d'un médecin spécialiste (3.15=9999).</w:t>
             </w:r>
           </w:p>
         </w:tc>
@@ -1385,7 +1385,7 @@
                 <w:i w:val="0"/>
                 <w:sz w:val="17"/>
               </w:rPr>
-              <w:t>Incohérent !!! Aïssatou pétho Diallo s'est consulté la première fois pour cette maladie (Autre) chez un médecin spécialiste et vous dites que  Aïssatou pétho Diallo n'est pas concerné par le montant des frais de consultation d'un médecin spécialiste (3.15=9999).</w:t>
+              <w:t>Prière de verifier cette incohérence auprès de l'enquêté ou confirmer.</w:t>
             </w:r>
           </w:p>
         </w:tc>
@@ -1418,7 +1418,7 @@
                 <w:i w:val="0"/>
                 <w:sz w:val="16"/>
               </w:rPr>
-              <w:t>S03</w:t>
+              <w:t>S04</w:t>
               <w:br/>
             </w:r>
             <w:r>
@@ -1428,7 +1428,7 @@
                 <w:color w:val="64748B"/>
                 <w:sz w:val="14"/>
               </w:rPr>
-              <w:t>Santé</w:t>
+              <w:t>Emploi</w:t>
             </w:r>
           </w:p>
         </w:tc>
@@ -1444,7 +1444,7 @@
                 <w:color w:val="16A34A"/>
                 <w:sz w:val="16"/>
               </w:rPr>
-              <w:t>—</w:t>
+              <w:t>s04q46</w:t>
             </w:r>
           </w:p>
         </w:tc>
@@ -1475,7 +1475,7 @@
                 <w:i w:val="0"/>
                 <w:sz w:val="17"/>
               </w:rPr>
-              <w:t>Prière de verifier cette incohérence auprès de l'enquêté ou confirmer.</w:t>
+              <w:t>Incohérence! IBRAHIMA DIALLO  evolue dans l'agriculture mais est  considéré comme salarié ou stagiaire/apprenti non renuméré, prière de revoir la question s04q46 et corriger.</w:t>
             </w:r>
           </w:p>
         </w:tc>
@@ -1534,7 +1534,7 @@
                 <w:color w:val="16A34A"/>
                 <w:sz w:val="16"/>
               </w:rPr>
-              <w:t>s04q46</w:t>
+              <w:t>—</w:t>
             </w:r>
           </w:p>
         </w:tc>
@@ -1565,7 +1565,7 @@
                 <w:i w:val="0"/>
                 <w:sz w:val="17"/>
               </w:rPr>
-              <w:t>Incohérence! IBRAHIMA DIALLO  evolue dans l'agriculture mais est  considéré comme salarié ou stagiaire/apprenti non renuméré, prière de revoir la question s04q46 et corriger.</w:t>
+              <w:t>Incohérence détectée ! Il semble peu probable que Aïssatou pétho Diallo occupe un emploi pour l'ETAT/collectivités locales ou dans une entreprise publique/parapublique tout en travaillant moins de  6h par jour.</w:t>
             </w:r>
           </w:p>
         </w:tc>
@@ -1624,7 +1624,7 @@
                 <w:color w:val="16A34A"/>
                 <w:sz w:val="16"/>
               </w:rPr>
-              <w:t>—</w:t>
+              <w:t>s00q27, s01q00a, s01q12, s01q13, s02q04, s03q11, s03q12, s01q01</w:t>
             </w:r>
           </w:p>
         </w:tc>
@@ -1655,7 +1655,7 @@
                 <w:i w:val="0"/>
                 <w:sz w:val="17"/>
               </w:rPr>
-              <w:t>Incohérence détectée ! Il semble peu probable que Aïssatou pétho Diallo occupe un emploi pour l'ETAT/collectivités locales ou dans une entreprise publique/parapublique tout en travaillant moins de  6h par jour.</w:t>
+              <w:t>Incohérence! Tamba Ndioum est agriculteur mais dit avoir bénéficié de congé de maladie, prière de corriger ou de confirmer cette information avec le QG.</w:t>
             </w:r>
           </w:p>
         </w:tc>
@@ -1688,7 +1688,7 @@
                 <w:i w:val="0"/>
                 <w:sz w:val="16"/>
               </w:rPr>
-              <w:t>S04</w:t>
+              <w:t>S11</w:t>
               <w:br/>
             </w:r>
             <w:r>
@@ -1698,7 +1698,7 @@
                 <w:color w:val="64748B"/>
                 <w:sz w:val="14"/>
               </w:rPr>
-              <w:t>Emploi</w:t>
+              <w:t>Logement / cadre de vie</w:t>
             </w:r>
           </w:p>
         </w:tc>
@@ -1714,7 +1714,7 @@
                 <w:color w:val="16A34A"/>
                 <w:sz w:val="16"/>
               </w:rPr>
-              <w:t>s00q27, s01q00a, s01q12, s01q13, s02q04, s03q11, s03q12, s01q01</w:t>
+              <w:t>s01q47__1, s01q47__2, s01q47__3, s01q47__4, s01q47__5, s01q47__6, s01q47__7, s02q15</w:t>
             </w:r>
           </w:p>
         </w:tc>
@@ -1745,7 +1745,7 @@
                 <w:i w:val="0"/>
                 <w:sz w:val="17"/>
               </w:rPr>
-              <w:t>Incohérence! Tamba Ndioum est agriculteur mais dit avoir bénéficié de congé de maladie, prière de corriger ou de confirmer cette information avec le QG.</w:t>
+              <w:t>Le montant de l'eau acheté auprès des vendeurs ou auprès d'un autre ménage au cours de 30 derniers jours est de 10000 FCFA qui semble incoherent, prière de vérifier la question 11.25 auprès du ménage ou confirmer.</w:t>
             </w:r>
           </w:p>
         </w:tc>
@@ -1804,7 +1804,7 @@
                 <w:color w:val="16A34A"/>
                 <w:sz w:val="16"/>
               </w:rPr>
-              <w:t>s01q47__1, s01q47__2, s01q47__3, s01q47__4, s01q47__5, s01q47__6, s01q47__7, s02q15</w:t>
+              <w:t>—</w:t>
             </w:r>
           </w:p>
         </w:tc>
@@ -1835,7 +1835,7 @@
                 <w:i w:val="0"/>
                 <w:sz w:val="17"/>
               </w:rPr>
-              <w:t>Le montant de l'eau acheté auprès des vendeurs ou auprès d'un autre ménage au cours de 30 derniers jours est de 10000 FCFA qui semble incoherent, prière de vérifier la question 11.25 auprès du ménage ou confirmer.</w:t>
+              <w:t>Incoherence!! Le ménage a depensé .</w:t>
             </w:r>
           </w:p>
         </w:tc>
@@ -1894,7 +1894,7 @@
                 <w:color w:val="16A34A"/>
                 <w:sz w:val="16"/>
               </w:rPr>
-              <w:t>—</w:t>
+              <w:t>s01q29, s01q31, s04q24, s00q04, s11q21, s09fq03, s09fq011</w:t>
             </w:r>
           </w:p>
         </w:tc>
@@ -1925,7 +1925,7 @@
                 <w:i w:val="0"/>
                 <w:sz w:val="17"/>
               </w:rPr>
-              <w:t>Incoherence!! Le ménage a depensé .</w:t>
+              <w:t>FCFA dans Frais de connexion au réseau de distribution d'eau mais dit ne pas être connecté à un réseau d'eau courante, prière de corriger cette incoherenceAttention!!! Les ménages vivants dans un(e) Maison Basse à KEDOUGOU Rural ont généralement comme principal matériau de construction le/la Paille, Banco, motte de terre, mais celui du ménage de Tamba Ndioum (Ciment/Béton/Pierres de taille) diffère de celui-ci.</w:t>
             </w:r>
           </w:p>
         </w:tc>
@@ -1940,10 +1940,10 @@
               <w:rPr>
                 <w:b/>
                 <w:i w:val="0"/>
-                <w:color w:val="DC2626"/>
-                <w:sz w:val="16"/>
-              </w:rPr>
-              <w:t>Haute</w:t>
+                <w:color w:val="EA580C"/>
+                <w:sz w:val="16"/>
+              </w:rPr>
+              <w:t>Moyenne</w:t>
             </w:r>
           </w:p>
         </w:tc>
@@ -1958,7 +1958,7 @@
                 <w:i w:val="0"/>
                 <w:sz w:val="16"/>
               </w:rPr>
-              <w:t>S11</w:t>
+              <w:t>S00</w:t>
               <w:br/>
             </w:r>
             <w:r>
@@ -1968,7 +1968,7 @@
                 <w:color w:val="64748B"/>
                 <w:sz w:val="14"/>
               </w:rPr>
-              <w:t>Logement / cadre de vie</w:t>
+              <w:t>Identification</w:t>
             </w:r>
           </w:p>
         </w:tc>
@@ -1984,7 +1984,7 @@
                 <w:color w:val="16A34A"/>
                 <w:sz w:val="16"/>
               </w:rPr>
-              <w:t>s01q29, s01q31, s04q24, s00q04, s11q21, s09fq03, s09fq011</w:t>
+              <w:t>s00q07a, s00q08, s00q10, s00q13_0, s00q15_0, s00q17_0, s00q23a, s00q23b</w:t>
             </w:r>
           </w:p>
         </w:tc>
@@ -2015,7 +2015,7 @@
                 <w:i w:val="0"/>
                 <w:sz w:val="17"/>
               </w:rPr>
-              <w:t>FCFA dans Frais de connexion au réseau de distribution d'eau mais dit ne pas être connecté à un réseau d'eau courante, prière de corriger cette incoherenceAttention!!! Les ménages vivants dans un(e) Maison Basse à KEDOUGOU Rural ont généralement comme principal matériau de construction le/la Paille, Banco, motte de terre, mais celui du ménage de Tamba Ndioum (Ciment/Béton/Pierres de taille) diffère de celui-ci.</w:t>
+              <w:t>Prière de renseigner toutes les informations du ménage dans la section 0 avant d'entamer les autres informations.</w:t>
             </w:r>
           </w:p>
         </w:tc>
@@ -2074,7 +2074,7 @@
                 <w:color w:val="16A34A"/>
                 <w:sz w:val="16"/>
               </w:rPr>
-              <w:t>s00q07a, s00q08, s00q10, s00q13_0, s00q15_0, s00q17_0, s00q23a, s00q23b</w:t>
+              <w:t>—</w:t>
             </w:r>
           </w:p>
         </w:tc>
@@ -2105,7 +2105,7 @@
                 <w:i w:val="0"/>
                 <w:sz w:val="17"/>
               </w:rPr>
-              <w:t>Prière de renseigner toutes les informations du ménage dans la section 0 avant d'entamer les autres informations.</w:t>
+              <w:t>Attention! Il manque des informations non renseignées dans la section 0, prière de regarder toutes les autres informations dans l'identification du ménage (IDENTIFICATION ET RENSEIGNEMENTS DE CONTROLE) ou dans OBSERVATIONS pour pouvoir renseigné toutes les questions liées au ménage.</w:t>
             </w:r>
           </w:p>
         </w:tc>
@@ -2138,7 +2138,7 @@
                 <w:i w:val="0"/>
                 <w:sz w:val="16"/>
               </w:rPr>
-              <w:t>S00</w:t>
+              <w:t>S01</w:t>
               <w:br/>
             </w:r>
             <w:r>
@@ -2148,7 +2148,7 @@
                 <w:color w:val="64748B"/>
                 <w:sz w:val="14"/>
               </w:rPr>
-              <w:t>Identification</w:t>
+              <w:t>Démographie</w:t>
             </w:r>
           </w:p>
         </w:tc>
@@ -2195,7 +2195,7 @@
                 <w:i w:val="0"/>
                 <w:sz w:val="17"/>
               </w:rPr>
-              <w:t>Attention! Il manque des informations non renseignées dans la section 0, prière de regarder toutes les autres informations dans l'identification du ménage (IDENTIFICATION ET RENSEIGNEMENTS DE CONTROLE) ou dans OBSERVATIONS pour pouvoir renseigné toutes les questions liées au ménage.</w:t>
+              <w:t>Prière de verifier l'information donnée par Daouda Ndioum ou corriger au niveau de la section 1.</w:t>
             </w:r>
           </w:p>
         </w:tc>
@@ -2285,457 +2285,7 @@
                 <w:i w:val="0"/>
                 <w:sz w:val="17"/>
               </w:rPr>
-              <w:t>Prière de verifier l'information donnée par Daouda Ndioum ou corriger au niveau de la section 1.</w:t>
-            </w:r>
-          </w:p>
-        </w:tc>
-      </w:tr>
-      <w:tr>
-        <w:tc>
-          <w:tcPr>
-            <w:tcW w:type="dxa" w:w="964"/>
-          </w:tcPr>
-          <w:p>
-            <w:r>
-              <w:rPr>
-                <w:b/>
-                <w:i w:val="0"/>
-                <w:color w:val="EA580C"/>
-                <w:sz w:val="16"/>
-              </w:rPr>
-              <w:t>Moyenne</w:t>
-            </w:r>
-          </w:p>
-        </w:tc>
-        <w:tc>
-          <w:tcPr>
-            <w:tcW w:type="dxa" w:w="1247"/>
-          </w:tcPr>
-          <w:p>
-            <w:r>
-              <w:rPr>
-                <w:b/>
-                <w:i w:val="0"/>
-                <w:sz w:val="16"/>
-              </w:rPr>
-              <w:t>S01</w:t>
-              <w:br/>
-            </w:r>
-            <w:r>
-              <w:rPr>
-                <w:b w:val="0"/>
-                <w:i w:val="0"/>
-                <w:color w:val="64748B"/>
-                <w:sz w:val="14"/>
-              </w:rPr>
-              <w:t>Démographie</w:t>
-            </w:r>
-          </w:p>
-        </w:tc>
-        <w:tc>
-          <w:tcPr>
-            <w:tcW w:type="dxa" w:w="1531"/>
-          </w:tcPr>
-          <w:p>
-            <w:r>
-              <w:rPr>
-                <w:b/>
-                <w:i w:val="0"/>
-                <w:color w:val="16A34A"/>
-                <w:sz w:val="16"/>
-              </w:rPr>
-              <w:t>—</w:t>
-            </w:r>
-          </w:p>
-        </w:tc>
-        <w:tc>
-          <w:tcPr>
-            <w:tcW w:type="dxa" w:w="1191"/>
-          </w:tcPr>
-          <w:p>
-            <w:r>
-              <w:rPr>
-                <w:b w:val="0"/>
-                <w:i w:val="0"/>
-                <w:color w:val="64748B"/>
-                <w:sz w:val="16"/>
-              </w:rPr>
-              <w:t>GT-CQ</w:t>
-            </w:r>
-          </w:p>
-        </w:tc>
-        <w:tc>
-          <w:tcPr>
-            <w:tcW w:type="dxa" w:w="4706"/>
-          </w:tcPr>
-          <w:p>
-            <w:r>
-              <w:rPr>
-                <w:b w:val="0"/>
-                <w:i w:val="0"/>
-                <w:sz w:val="17"/>
-              </w:rPr>
               <w:t>Prière de verifier l'information donnée par Ramata Ndioum ou corriger au niveau de la section 1.</w:t>
-            </w:r>
-          </w:p>
-        </w:tc>
-      </w:tr>
-      <w:tr>
-        <w:tc>
-          <w:tcPr>
-            <w:tcW w:type="dxa" w:w="964"/>
-          </w:tcPr>
-          <w:p>
-            <w:r>
-              <w:rPr>
-                <w:b/>
-                <w:i w:val="0"/>
-                <w:color w:val="EA580C"/>
-                <w:sz w:val="16"/>
-              </w:rPr>
-              <w:t>Moyenne</w:t>
-            </w:r>
-          </w:p>
-        </w:tc>
-        <w:tc>
-          <w:tcPr>
-            <w:tcW w:type="dxa" w:w="1247"/>
-          </w:tcPr>
-          <w:p>
-            <w:r>
-              <w:rPr>
-                <w:b/>
-                <w:i w:val="0"/>
-                <w:sz w:val="16"/>
-              </w:rPr>
-              <w:t>S02</w:t>
-              <w:br/>
-            </w:r>
-            <w:r>
-              <w:rPr>
-                <w:b w:val="0"/>
-                <w:i w:val="0"/>
-                <w:color w:val="64748B"/>
-                <w:sz w:val="14"/>
-              </w:rPr>
-              <w:t>Éducation</w:t>
-            </w:r>
-          </w:p>
-        </w:tc>
-        <w:tc>
-          <w:tcPr>
-            <w:tcW w:type="dxa" w:w="1531"/>
-          </w:tcPr>
-          <w:p>
-            <w:r>
-              <w:rPr>
-                <w:b/>
-                <w:i w:val="0"/>
-                <w:color w:val="16A34A"/>
-                <w:sz w:val="16"/>
-              </w:rPr>
-              <w:t>—</w:t>
-            </w:r>
-          </w:p>
-        </w:tc>
-        <w:tc>
-          <w:tcPr>
-            <w:tcW w:type="dxa" w:w="1191"/>
-          </w:tcPr>
-          <w:p>
-            <w:r>
-              <w:rPr>
-                <w:b w:val="0"/>
-                <w:i w:val="0"/>
-                <w:color w:val="64748B"/>
-                <w:sz w:val="16"/>
-              </w:rPr>
-              <w:t>GT-CQ</w:t>
-            </w:r>
-          </w:p>
-        </w:tc>
-        <w:tc>
-          <w:tcPr>
-            <w:tcW w:type="dxa" w:w="4706"/>
-          </w:tcPr>
-          <w:p>
-            <w:r>
-              <w:rPr>
-                <w:b w:val="0"/>
-                <w:i w:val="0"/>
-                <w:sz w:val="17"/>
-              </w:rPr>
-              <w:t>veuillez, s'il vous plait, confirmer les frais de scolarité ( 250 FCFA) payée de Ousmane Diallo avec le QG ou apporter les corrections nécessaires.</w:t>
-            </w:r>
-          </w:p>
-        </w:tc>
-      </w:tr>
-      <w:tr>
-        <w:tc>
-          <w:tcPr>
-            <w:tcW w:type="dxa" w:w="964"/>
-          </w:tcPr>
-          <w:p>
-            <w:r>
-              <w:rPr>
-                <w:b/>
-                <w:i w:val="0"/>
-                <w:color w:val="EA580C"/>
-                <w:sz w:val="16"/>
-              </w:rPr>
-              <w:t>Moyenne</w:t>
-            </w:r>
-          </w:p>
-        </w:tc>
-        <w:tc>
-          <w:tcPr>
-            <w:tcW w:type="dxa" w:w="1247"/>
-          </w:tcPr>
-          <w:p>
-            <w:r>
-              <w:rPr>
-                <w:b/>
-                <w:i w:val="0"/>
-                <w:sz w:val="16"/>
-              </w:rPr>
-              <w:t>S02</w:t>
-              <w:br/>
-            </w:r>
-            <w:r>
-              <w:rPr>
-                <w:b w:val="0"/>
-                <w:i w:val="0"/>
-                <w:color w:val="64748B"/>
-                <w:sz w:val="14"/>
-              </w:rPr>
-              <w:t>Éducation</w:t>
-            </w:r>
-          </w:p>
-        </w:tc>
-        <w:tc>
-          <w:tcPr>
-            <w:tcW w:type="dxa" w:w="1531"/>
-          </w:tcPr>
-          <w:p>
-            <w:r>
-              <w:rPr>
-                <w:b/>
-                <w:i w:val="0"/>
-                <w:color w:val="16A34A"/>
-                <w:sz w:val="16"/>
-              </w:rPr>
-              <w:t>—</w:t>
-            </w:r>
-          </w:p>
-        </w:tc>
-        <w:tc>
-          <w:tcPr>
-            <w:tcW w:type="dxa" w:w="1191"/>
-          </w:tcPr>
-          <w:p>
-            <w:r>
-              <w:rPr>
-                <w:b w:val="0"/>
-                <w:i w:val="0"/>
-                <w:color w:val="64748B"/>
-                <w:sz w:val="16"/>
-              </w:rPr>
-              <w:t>GT-CQ</w:t>
-            </w:r>
-          </w:p>
-        </w:tc>
-        <w:tc>
-          <w:tcPr>
-            <w:tcW w:type="dxa" w:w="4706"/>
-          </w:tcPr>
-          <w:p>
-            <w:r>
-              <w:rPr>
-                <w:b w:val="0"/>
-                <w:i w:val="0"/>
-                <w:sz w:val="17"/>
-              </w:rPr>
-              <w:t>veuillez, s'il vous plait, confirmer les frais de scolarité ( 500 FCFA) payée de Ramata Ndioum avec le QG ou apporter les corrections nécessaires.</w:t>
-            </w:r>
-          </w:p>
-        </w:tc>
-      </w:tr>
-      <w:tr>
-        <w:tc>
-          <w:tcPr>
-            <w:tcW w:type="dxa" w:w="964"/>
-          </w:tcPr>
-          <w:p>
-            <w:r>
-              <w:rPr>
-                <w:b/>
-                <w:i w:val="0"/>
-                <w:color w:val="EA580C"/>
-                <w:sz w:val="16"/>
-              </w:rPr>
-              <w:t>Moyenne</w:t>
-            </w:r>
-          </w:p>
-        </w:tc>
-        <w:tc>
-          <w:tcPr>
-            <w:tcW w:type="dxa" w:w="1247"/>
-          </w:tcPr>
-          <w:p>
-            <w:r>
-              <w:rPr>
-                <w:b/>
-                <w:i w:val="0"/>
-                <w:sz w:val="16"/>
-              </w:rPr>
-              <w:t>S02</w:t>
-              <w:br/>
-            </w:r>
-            <w:r>
-              <w:rPr>
-                <w:b w:val="0"/>
-                <w:i w:val="0"/>
-                <w:color w:val="64748B"/>
-                <w:sz w:val="14"/>
-              </w:rPr>
-              <w:t>Éducation</w:t>
-            </w:r>
-          </w:p>
-        </w:tc>
-        <w:tc>
-          <w:tcPr>
-            <w:tcW w:type="dxa" w:w="1531"/>
-          </w:tcPr>
-          <w:p>
-            <w:r>
-              <w:rPr>
-                <w:b/>
-                <w:i w:val="0"/>
-                <w:color w:val="16A34A"/>
-                <w:sz w:val="16"/>
-              </w:rPr>
-              <w:t>—</w:t>
-            </w:r>
-          </w:p>
-        </w:tc>
-        <w:tc>
-          <w:tcPr>
-            <w:tcW w:type="dxa" w:w="1191"/>
-          </w:tcPr>
-          <w:p>
-            <w:r>
-              <w:rPr>
-                <w:b w:val="0"/>
-                <w:i w:val="0"/>
-                <w:color w:val="64748B"/>
-                <w:sz w:val="16"/>
-              </w:rPr>
-              <w:t>GT-CQ</w:t>
-            </w:r>
-          </w:p>
-        </w:tc>
-        <w:tc>
-          <w:tcPr>
-            <w:tcW w:type="dxa" w:w="4706"/>
-          </w:tcPr>
-          <w:p>
-            <w:r>
-              <w:rPr>
-                <w:b w:val="0"/>
-                <w:i w:val="0"/>
-                <w:sz w:val="17"/>
-              </w:rPr>
-              <w:t>veuillez, s'il vous plait, confirmer les frais de scolarité ( 5000 FCFA) payée de Moumini Diallo avec le QG ou apporter les corrections nécessaires.</w:t>
-            </w:r>
-          </w:p>
-        </w:tc>
-      </w:tr>
-      <w:tr>
-        <w:tc>
-          <w:tcPr>
-            <w:tcW w:type="dxa" w:w="964"/>
-          </w:tcPr>
-          <w:p>
-            <w:r>
-              <w:rPr>
-                <w:b/>
-                <w:i w:val="0"/>
-                <w:color w:val="EA580C"/>
-                <w:sz w:val="16"/>
-              </w:rPr>
-              <w:t>Moyenne</w:t>
-            </w:r>
-          </w:p>
-        </w:tc>
-        <w:tc>
-          <w:tcPr>
-            <w:tcW w:type="dxa" w:w="1247"/>
-          </w:tcPr>
-          <w:p>
-            <w:r>
-              <w:rPr>
-                <w:b/>
-                <w:i w:val="0"/>
-                <w:sz w:val="16"/>
-              </w:rPr>
-              <w:t>S02</w:t>
-              <w:br/>
-            </w:r>
-            <w:r>
-              <w:rPr>
-                <w:b w:val="0"/>
-                <w:i w:val="0"/>
-                <w:color w:val="64748B"/>
-                <w:sz w:val="14"/>
-              </w:rPr>
-              <w:t>Éducation</w:t>
-            </w:r>
-          </w:p>
-        </w:tc>
-        <w:tc>
-          <w:tcPr>
-            <w:tcW w:type="dxa" w:w="1531"/>
-          </w:tcPr>
-          <w:p>
-            <w:r>
-              <w:rPr>
-                <w:b/>
-                <w:i w:val="0"/>
-                <w:color w:val="16A34A"/>
-                <w:sz w:val="16"/>
-              </w:rPr>
-              <w:t>—</w:t>
-            </w:r>
-          </w:p>
-        </w:tc>
-        <w:tc>
-          <w:tcPr>
-            <w:tcW w:type="dxa" w:w="1191"/>
-          </w:tcPr>
-          <w:p>
-            <w:r>
-              <w:rPr>
-                <w:b w:val="0"/>
-                <w:i w:val="0"/>
-                <w:color w:val="64748B"/>
-                <w:sz w:val="16"/>
-              </w:rPr>
-              <w:t>GT-CQ</w:t>
-            </w:r>
-          </w:p>
-        </w:tc>
-        <w:tc>
-          <w:tcPr>
-            <w:tcW w:type="dxa" w:w="4706"/>
-          </w:tcPr>
-          <w:p>
-            <w:r>
-              <w:rPr>
-                <w:b w:val="0"/>
-                <w:i w:val="0"/>
-                <w:sz w:val="17"/>
-              </w:rPr>
-              <w:t>veuillez, s'il vous plait, confirmer les frais de scolarité ( 5000 FCFA) payée de Ramatoulaye Diallo avec le QG ou apporter les corrections nécessaires.</w:t>
             </w:r>
           </w:p>
         </w:tc>
